--- a/public/downloads/21_Contrato_Compra_Venda_Veiculo.docx
+++ b/public/downloads/21_Contrato_Compra_Venda_Veiculo.docx
@@ -8,12 +8,12 @@
       </w:pPr>
       <w:r>
         <w:rPr>
-          <w:rFonts w:ascii="Arial" w:hAnsi="Arial"/>
+          <w:rFonts w:ascii="Times New Roman" w:hAnsi="Times New Roman"/>
           <w:b/>
-          <w:color w:val="1A2C4C"/>
+          <w:color w:val="0A192F"/>
           <w:sz w:val="26"/>
         </w:rPr>
-        <w:t>CONTRATO DE COMPRA E VENDA DE VEÍCULO USADO (COM VISTORIA)</w:t>
+        <w:t>CONTRATO PARTICULAR DE COMPRA E VENDA DE VEÍCULO AUTOMOTOR USADO COM LAUDO CAUTELAR E TRANSFERÊNCIA</w:t>
       </w:r>
     </w:p>
     <w:p>
@@ -22,12 +22,12 @@
       </w:pPr>
       <w:r>
         <w:rPr>
-          <w:rFonts w:ascii="Arial" w:hAnsi="Arial"/>
+          <w:rFonts w:ascii="Times New Roman" w:hAnsi="Times New Roman"/>
           <w:i/>
-          <w:color w:val="787878"/>
-          <w:sz w:val="19"/>
+          <w:color w:val="5A5A5A"/>
+          <w:sz w:val="20"/>
         </w:rPr>
-        <w:t>Acervo de Segurança Jurídica • Módulo 3: Vida Civil e Finanças • Banca Andrade &amp; Florio</w:t>
+        <w:t>Regulado pelos Arts. 481 a 504 do Código Civil Brasileiro e Art. 134 do Código de Trânsito Brasileiro (Lei nº 9.503/1997)</w:t>
       </w:r>
     </w:p>
     <w:p/>
@@ -45,7 +45,7 @@
         <w:tc>
           <w:tcPr>
             <w:tcW w:type="dxa" w:w="9360"/>
-            <w:shd w:fill="F4F5F7"/>
+            <w:shd w:fill="F8F9FA"/>
           </w:tcPr>
           <w:p>
             <w:pPr>
@@ -56,10 +56,12 @@
               <w:rPr>
                 <w:rFonts w:ascii="Arial" w:hAnsi="Arial"/>
                 <w:b/>
-                <w:color w:val="B48214"/>
-                <w:sz w:val="19"/>
+                <w:color w:val="8C640F"/>
+                <w:sz w:val="18"/>
               </w:rPr>
-              <w:t>💡 NOTA TÉCNICA DO ADVOGADO: Protege o vendedor contra multas e acidentes ocorridos após a entrega e assegura o comprador quanto a multas e bloqueios anteriores.</w:t>
+              <w:t>ORIENTAÇÃO TÉCNICA E SEGURANÇA JURÍDICA (ANDRADE &amp; FLORIO):</w:t>
+              <w:br/>
+              <w:t>A compra e venda de veículos usados entre particulares exige registro da vistoria prévia e formalização expressa da Comunicação de Venda perante o DETRAN (art. 134 do CTB). Sem a comunicação de venda, o vendedor permanece solidariamente responsável por multas, acidentes e IPVA supervenientes.</w:t>
             </w:r>
           </w:p>
         </w:tc>
@@ -68,129 +70,246 @@
     <w:p/>
     <w:p>
       <w:pPr>
-        <w:pStyle w:val="Heading2"/>
+        <w:spacing w:line="300" w:lineRule="auto" w:after="240"/>
+        <w:jc w:val="both"/>
       </w:pPr>
       <w:r>
-        <w:t>QUALIFICAÇÃO DAS PARTES</w:t>
-      </w:r>
-    </w:p>
-    <w:p>
-      <w:r>
-        <w:t>VENDEDOR: [NOME], CPF [CPF].</w:t>
+        <w:rPr>
+          <w:rFonts w:ascii="Times New Roman" w:hAnsi="Times New Roman"/>
+          <w:color w:val="1E1E1E"/>
+          <w:sz w:val="22"/>
+        </w:rPr>
+        <w:t>Pelo presente Instrumento Particular de Compra e Venda de Veículo Automotor, celebram entre si:</w:t>
         <w:br/>
-        <w:t>COMPRADOR: [NOME], CPF [CPF].</w:t>
+        <w:br/>
+        <w:t>VENDEDOR(A): [NOME COMPLETO DO VENDEDOR], nacionalidade: [NACIONALIDADE], estado civil: [ESTADO CIVIL], profissão: [PROFISSÃO], portador(a) do RG nº [RG], inscrito(a) no CPF/MF sob o nº [CPF], residente e domiciliado(a) na [ENDEREÇO COMPLETO COM CEP], telefone: [TELEFONE];</w:t>
+        <w:br/>
+        <w:br/>
+        <w:t>COMPRADOR(A): [NOME COMPLETO DO COMPRADOR], nacionalidade: [NACIONALIDADE], estado civil: [ESTADO CIVIL], profissão: [PROFISSÃO], portador(a) do RG nº [RG], inscrito(a) no CPF/MF sob o nº [CPF], residente e domiciliado(a) na [ENDEREÇO COMPLETO COM CEP], telefone: [TELEFONE];</w:t>
+        <w:br/>
+        <w:br/>
+        <w:t>Têm entre si, justo e contratado, o que se declara nas cláusulas seguintes:</w:t>
       </w:r>
     </w:p>
     <w:p>
       <w:pPr>
-        <w:spacing w:before="200" w:after="40"/>
+        <w:spacing w:before="240" w:after="60"/>
       </w:pPr>
       <w:r>
         <w:rPr>
-          <w:rFonts w:ascii="Arial" w:hAnsi="Arial"/>
+          <w:rFonts w:ascii="Times New Roman" w:hAnsi="Times New Roman"/>
           <w:b/>
-          <w:color w:val="1A2C4C"/>
+          <w:color w:val="0A192F"/>
           <w:sz w:val="22"/>
         </w:rPr>
-        <w:t>CLÁUSULA PRIMEIRA – DO VEÍCULO</w:t>
+        <w:t>CLÁUSULA PRIMEIRA – DA IDENTIFICAÇÃO DO VEÍCULO E ESTADO DE CONSERVAÇÃO</w:t>
       </w:r>
     </w:p>
     <w:p>
       <w:pPr>
-        <w:spacing w:before="0" w:after="120" w:line="276" w:lineRule="auto"/>
+        <w:spacing w:before="0" w:after="160" w:line="300" w:lineRule="auto"/>
+        <w:jc w:val="both"/>
       </w:pPr>
       <w:r>
         <w:rPr>
-          <w:rFonts w:ascii="Arial" w:hAnsi="Arial"/>
-          <w:color w:val="282828"/>
-          <w:sz w:val="20"/>
+          <w:rFonts w:ascii="Times New Roman" w:hAnsi="Times New Roman"/>
+          <w:color w:val="1E1E1E"/>
+          <w:sz w:val="21"/>
         </w:rPr>
-        <w:t>Veículo Marca [MARCA], Modelo [MODELO], Ano [ANO], Placa [PLACA], Renavam [RENAVAM].</w:t>
+        <w:t>1.1. O VENDEDOR é o legítimo proprietário do veículo automotor com as seguintes características:</w:t>
+        <w:br/>
+        <w:t>• Marca/Modelo: [MARCA E MODELO, Ex: Toyota Corolla XEi 2.0 Flex]</w:t>
+        <w:br/>
+        <w:t>• Ano de Fabricação / Modelo: [ANO/ANO]</w:t>
+        <w:br/>
+        <w:t>• Placa: [PLACA] | Município/UF: [CIDADE/UF]</w:t>
+        <w:br/>
+        <w:t>• Renavam: [NÚMERO RENAVAM] | Chassi (VIN): [NÚMERO DO CHASSI]</w:t>
+        <w:br/>
+        <w:t>• Cor: [COR] | Combustível: [COMBUSTÍVEL] | Quilometragem: [KM] km</w:t>
+        <w:br/>
+        <w:br/>
+        <w:t>1.2. O COMPRADOR declara haver inspecionado detalhadamente a lataria, mecânica, motor, câmbio, tapeçaria e funcionamento elétrico do veículo, inclusive realizando teste de rodagem e vistoria cautelar, aceitando-o no estado de uso e conservação em que se encontra.</w:t>
       </w:r>
     </w:p>
     <w:p>
       <w:pPr>
-        <w:spacing w:before="200" w:after="40"/>
+        <w:spacing w:before="240" w:after="60"/>
       </w:pPr>
       <w:r>
         <w:rPr>
-          <w:rFonts w:ascii="Arial" w:hAnsi="Arial"/>
+          <w:rFonts w:ascii="Times New Roman" w:hAnsi="Times New Roman"/>
           <w:b/>
-          <w:color w:val="1A2C4C"/>
+          <w:color w:val="0A192F"/>
           <w:sz w:val="22"/>
         </w:rPr>
-        <w:t>CLÁUSULA SEGUNDA – DA TRANSMISSÃO E MULTAS</w:t>
+        <w:t>CLÁUSULA SEGUNDA – DO PREÇO E CONDIÇÕES DE PAGAMENTO</w:t>
       </w:r>
     </w:p>
     <w:p>
       <w:pPr>
-        <w:spacing w:before="0" w:after="120" w:line="276" w:lineRule="auto"/>
+        <w:spacing w:before="0" w:after="160" w:line="300" w:lineRule="auto"/>
+        <w:jc w:val="both"/>
       </w:pPr>
       <w:r>
         <w:rPr>
-          <w:rFonts w:ascii="Arial" w:hAnsi="Arial"/>
-          <w:color w:val="282828"/>
-          <w:sz w:val="20"/>
+          <w:rFonts w:ascii="Times New Roman" w:hAnsi="Times New Roman"/>
+          <w:color w:val="1E1E1E"/>
+          <w:sz w:val="21"/>
         </w:rPr>
-        <w:t>O Comprador assume total responsabilidade civil, criminal e de trânsito a partir da entrega das chaves nesta data às [HORA].</w:t>
+        <w:t>2.1. O preço total certo e ajustado da alienação é de R$ [VALOR TOTAL EM REAIS] ([VALOR POR EXTENSO]), a ser pago pelo COMPRADOR da seguinte forma:</w:t>
+        <w:br/>
+        <w:t>a) Sinal e princípio de pagamento (art. 417 do CC) de R$ [VALOR ENTRADA] ([EXTENSO]), pago neste ato via [PIX / Transferência Bancária];</w:t>
+        <w:br/>
+        <w:t>b) Saldo remanescente de R$ [VALOR RESTANTE] ([EXTENSO]), a ser liquidado em [DATA / FORMA], condicionado à entrega da ATPV-e assinada.</w:t>
+        <w:br/>
+        <w:br/>
+        <w:t>2.2. O atraso em qualquer parcela sujeitará o COMPRADOR a multa moratória de 10% (dez por cento), juros moratórios de 1% ao mês e correção pelo IPCA.</w:t>
       </w:r>
     </w:p>
     <w:p>
       <w:pPr>
-        <w:spacing w:before="200" w:after="40"/>
+        <w:spacing w:before="240" w:after="60"/>
       </w:pPr>
       <w:r>
         <w:rPr>
-          <w:rFonts w:ascii="Arial" w:hAnsi="Arial"/>
+          <w:rFonts w:ascii="Times New Roman" w:hAnsi="Times New Roman"/>
           <w:b/>
-          <w:color w:val="1A2C4C"/>
+          <w:color w:val="0A192F"/>
           <w:sz w:val="22"/>
         </w:rPr>
-        <w:t>CLÁUSULA TERCEIRA – DA COMUNICAÇÃO DE VENDA</w:t>
+        <w:t>CLÁUSULA TERCEIRA – DA TRADIÇÃO E DA TRANSFERÊNCIA NO DETRAN (ART. 134 CTB)</w:t>
       </w:r>
     </w:p>
     <w:p>
       <w:pPr>
-        <w:spacing w:before="0" w:after="120" w:line="276" w:lineRule="auto"/>
+        <w:spacing w:before="0" w:after="160" w:line="300" w:lineRule="auto"/>
+        <w:jc w:val="both"/>
       </w:pPr>
       <w:r>
         <w:rPr>
-          <w:rFonts w:ascii="Arial" w:hAnsi="Arial"/>
-          <w:color w:val="282828"/>
-          <w:sz w:val="20"/>
+          <w:rFonts w:ascii="Times New Roman" w:hAnsi="Times New Roman"/>
+          <w:color w:val="1E1E1E"/>
+          <w:sz w:val="21"/>
         </w:rPr>
-        <w:t>O Comprador obriga-se a transferir o veículo junto ao DETRAN no prazo improrrogável de 30 dias.</w:t>
+        <w:t>3.1. A posse direta e as chaves do veículo são entregues ao COMPRADOR na data de [DATA DA ENTREGA].</w:t>
+        <w:br/>
+        <w:br/>
+        <w:t>3.2. O COMPRADOR assume a obrigação legal inescusável de transferir o registro de propriedade do veículo para o seu nome perante o DETRAN no prazo improrrogável de até 30 (trinta) dias (art. 123, § 1º, CTB).</w:t>
+        <w:br/>
+        <w:br/>
+        <w:t>3.3. O VENDEDOR protocolará imediatamente a Comunicação de Venda perante o DETRAN, anexando cópia autenticada da ATPV-e, conforme determina o art. 134 do CTB.</w:t>
       </w:r>
     </w:p>
     <w:p>
+      <w:pPr>
+        <w:spacing w:before="240" w:after="60"/>
+      </w:pPr>
       <w:r>
+        <w:rPr>
+          <w:rFonts w:ascii="Times New Roman" w:hAnsi="Times New Roman"/>
+          <w:b/>
+          <w:color w:val="0A192F"/>
+          <w:sz w:val="22"/>
+        </w:rPr>
+        <w:t>CLÁUSULA QUARTA – DA RESPONSABILIDADE POR DÉBITOS E MULTAS</w:t>
+      </w:r>
+    </w:p>
+    <w:p>
+      <w:pPr>
+        <w:spacing w:before="0" w:after="160" w:line="300" w:lineRule="auto"/>
+        <w:jc w:val="both"/>
+      </w:pPr>
+      <w:r>
+        <w:rPr>
+          <w:rFonts w:ascii="Times New Roman" w:hAnsi="Times New Roman"/>
+          <w:color w:val="1E1E1E"/>
+          <w:sz w:val="21"/>
+        </w:rPr>
+        <w:t>4.1. Todos os débitos tributários (IPVA, DPVAT/SPVAT, Taxa de Licenciamento) e infrações de trânsito ocorridas até a data e hora da efetiva entrega do veículo são de integral responsabilidade do VENDEDOR.</w:t>
+        <w:br/>
+        <w:br/>
+        <w:t>4.2. A partir da tradição (entrega das chaves), todas as multas de trânsito, pontuações na CNH, novos tributos e acidentes automobilísticos com danos materiais ou corporais a terceiros serão de exclusiva responsabilidade civil, criminal e financeira do COMPRADOR.</w:t>
+      </w:r>
+    </w:p>
+    <w:p>
+      <w:pPr>
+        <w:spacing w:before="240" w:after="60"/>
+      </w:pPr>
+      <w:r>
+        <w:rPr>
+          <w:rFonts w:ascii="Times New Roman" w:hAnsi="Times New Roman"/>
+          <w:b/>
+          <w:color w:val="0A192F"/>
+          <w:sz w:val="22"/>
+        </w:rPr>
+        <w:t>CLÁUSULA QUINTA – DA EVICÇÃO E DO FORO</w:t>
+      </w:r>
+    </w:p>
+    <w:p>
+      <w:pPr>
+        <w:spacing w:before="0" w:after="160" w:line="300" w:lineRule="auto"/>
+        <w:jc w:val="both"/>
+      </w:pPr>
+      <w:r>
+        <w:rPr>
+          <w:rFonts w:ascii="Times New Roman" w:hAnsi="Times New Roman"/>
+          <w:color w:val="1E1E1E"/>
+          <w:sz w:val="21"/>
+        </w:rPr>
+        <w:t>5.1. O VENDEDOR responde pela evicção de direito (arts. 447 e ss. do CC), garantindo que o veículo está livre de gravames fiduciários, bloqueios judiciais (Renajud) ou queixa de furto/roubo.</w:t>
+        <w:br/>
+        <w:br/>
+        <w:t>5.2. Fica eleito o Foro da Comarca de [CIDADE/UF] para dirimir litígios oriundos do presente instrumento.</w:t>
+      </w:r>
+    </w:p>
+    <w:p>
+      <w:pPr>
+        <w:spacing w:before="360" w:after="480"/>
+      </w:pPr>
+      <w:r>
+        <w:rPr>
+          <w:rFonts w:ascii="Times New Roman" w:hAnsi="Times New Roman"/>
+          <w:sz w:val="21"/>
+        </w:rPr>
+        <w:t>E, por estarem assim justas, acordadas e contratadas, as partes firmam o presente instrumento em 02 (duas) vias de igual teor e forma, na presença das 02 (duas) testemunhas instrumentárias abaixo qualificadas, que a tudo assistiram e dão fé.</w:t>
+        <w:br/>
         <w:br/>
         <w:t>[CIDADE/UF], [DIA] de [MÊS] de 202[X].</w:t>
         <w:br/>
         <w:br/>
-      </w:r>
-    </w:p>
-    <w:p>
-      <w:r>
-        <w:t>_________________________________________</w:t>
         <w:br/>
-        <w:t>PRIMEIRA PARTE / CONTRATANTE</w:t>
+        <w:t>___________________________________________________________</w:t>
+        <w:br/>
+        <w:t>PRIMEIRA PARTE</w:t>
+        <w:br/>
+        <w:t>CPF/CNPJ nº [NÚMERO]</w:t>
         <w:br/>
         <w:br/>
-        <w:t>_________________________________________</w:t>
         <w:br/>
-        <w:t>SEGUNDA PARTE / CONTRATADA</w:t>
+        <w:t>___________________________________________________________</w:t>
+        <w:br/>
+        <w:t>SEGUNDA PARTE</w:t>
+        <w:br/>
+        <w:t>CPF/CNPJ nº [NÚMERO]</w:t>
         <w:br/>
         <w:br/>
-      </w:r>
-    </w:p>
-    <w:p>
-      <w:r>
-        <w:t>TESTEMUNHAS:</w:t>
         <w:br/>
-        <w:t>1. Nome: ____________________ CPF: ______________</w:t>
+        <w:t>TESTEMUNHAS INSTRUMENTÁRIAS:</w:t>
         <w:br/>
-        <w:t>2. Nome: ____________________ CPF: ______________</w:t>
+        <w:br/>
+        <w:t>1. ______________________________________</w:t>
+        <w:br/>
+        <w:t>Nome: [NOME COMPLETO DA TESTEMUNHA 1]</w:t>
+        <w:br/>
+        <w:t>RG nº [NÚMERO] | CPF nº [NÚMERO]</w:t>
+        <w:br/>
+        <w:br/>
+        <w:t>2. ______________________________________</w:t>
+        <w:br/>
+        <w:t>Nome: [NOME COMPLETO DA TESTEMUNHA 2]</w:t>
+        <w:br/>
+        <w:t>RG nº [NÚMERO] | CPF nº [NÚMERO]</w:t>
       </w:r>
     </w:p>
     <w:sectPr>
